--- a/zhs/docx/036.content.docx
+++ b/zhs/docx/036.content.docx
@@ -218,18 +218,12 @@
         </w:rPr>
         <w:t xml:space="preserve">是一块扁平的石头，周围有一个壁垒。 </w:t>
       </w:r>
-      <w:hyperlink r:id="rId13">
-        <w:r>
-          <w:rPr>
-            <w:lang w:val="zh_CN" w:bidi="zh_CN"/>
-          </w:rPr>
-          <w:rPr>
-            <w:color w:val="0000EE"/>
-            <w:u w:val="single"/>
-          </w:rPr>
-          <w:t>以色列人</w:t>
-        </w:r>
-      </w:hyperlink>
+      <w:r>
+        <w:rPr>
+          <w:lang w:val="zh_CN" w:bidi="zh_CN"/>
+        </w:rPr>
+        <w:t>以色列人</w:t>
+      </w:r>
       <w:r>
         <w:rPr>
           <w:lang w:val="zh_CN" w:bidi="zh_CN"/>
@@ -303,7 +297,7 @@
           <w:lang w:val="zh_CN" w:bidi="zh_CN"/>
         </w:rPr>
       </w:r>
-      <w:hyperlink r:id="rId14">
+      <w:hyperlink r:id="rId13">
         <w:r>
           <w:rPr>
             <w:lang w:val="zh_CN" w:bidi="zh_CN"/>
@@ -394,25 +388,7 @@
         <w:rPr>
           <w:lang w:val="zh_CN" w:bidi="zh_CN"/>
         </w:rPr>
-        <w:t>每当</w:t>
-      </w:r>
-      <w:hyperlink r:id="rId15">
-        <w:r>
-          <w:rPr>
-            <w:lang w:val="zh_CN" w:bidi="zh_CN"/>
-          </w:rPr>
-          <w:rPr>
-            <w:color w:val="0000EE"/>
-            <w:u w:val="single"/>
-          </w:rPr>
-          <w:t>以色列人</w:t>
-        </w:r>
-      </w:hyperlink>
-      <w:r>
-        <w:rPr>
-          <w:lang w:val="zh_CN" w:bidi="zh_CN"/>
-        </w:rPr>
-        <w:t>陷入绝望的境地时，例如当一些仇敌攻击他们时，他们就会呼求神拯救他们。 他们希望神帮助他们并保护他们。 如果神不拯救这些子民，他们就会死。</w:t>
+        <w:t>每当以色列人陷入绝望的境地时，例如当一些仇敌攻击他们时，他们就会呼求神拯救他们。 他们希望神帮助他们并保护他们。 如果神不拯救这些子民，他们就会死。</w:t>
       </w:r>
     </w:p>
     <w:p>
@@ -426,56 +402,14 @@
         <w:rPr>
           <w:lang w:val="zh_CN" w:bidi="zh_CN"/>
         </w:rPr>
-        <w:t>在新约中，我们学到所有的人都处于绝望的境地，需要神来拯救他们。 神的确拯救了我们。 神拯救我们，因为祂非常爱我们。 神透过差遣祂的儿子耶稣到世界上来拯救了我们。 任何信耶稣的人都会得救。 因此，圣经说耶稣是我们的</w:t>
-      </w:r>
-      <w:hyperlink r:id="rId16">
-        <w:r>
-          <w:rPr>
-            <w:lang w:val="zh_CN" w:bidi="zh_CN"/>
-          </w:rPr>
-          <w:rPr>
-            <w:color w:val="0000EE"/>
-            <w:u w:val="single"/>
-          </w:rPr>
-          <w:t>救主</w:t>
-        </w:r>
-      </w:hyperlink>
-      <w:r>
-        <w:rPr>
-          <w:lang w:val="zh_CN" w:bidi="zh_CN"/>
-        </w:rPr>
-        <w:t>。 我们无法救自己。 我们都需要神来拯救我们。 另一种说法是，我们都需要救恩。 神是唯一能赐给人救恩的那一位。 神拯救人，所以我们不再需要害怕。 我们不必再感到羞耻。 我们现在就可以与神建立良好的</w:t>
-      </w:r>
-      <w:hyperlink r:id="rId17">
-        <w:r>
-          <w:rPr>
-            <w:lang w:val="zh_CN" w:bidi="zh_CN"/>
-          </w:rPr>
-          <w:rPr>
-            <w:color w:val="0000EE"/>
-            <w:u w:val="single"/>
-          </w:rPr>
-          <w:t>关系</w:t>
-        </w:r>
-      </w:hyperlink>
-      <w:r>
-        <w:rPr>
-          <w:lang w:val="zh_CN" w:bidi="zh_CN"/>
-        </w:rPr>
-        <w:t>，我们可以相信，即使死后，我们也将</w:t>
-      </w:r>
-      <w:hyperlink r:id="rId18">
-        <w:r>
-          <w:rPr>
-            <w:lang w:val="zh_CN" w:bidi="zh_CN"/>
-          </w:rPr>
-          <w:rPr>
-            <w:color w:val="0000EE"/>
-            <w:u w:val="single"/>
-          </w:rPr>
-          <w:t>永远</w:t>
-        </w:r>
-      </w:hyperlink>
+        <w:t>在新约中，我们学到所有的人都处于绝望的境地，需要神来拯救他们。 神的确拯救了我们。 神拯救我们，因为祂非常爱我们。 神透过差遣祂的儿子耶稣到世界上来拯救了我们。 任何信耶稣的人都会得救。 因此，圣经说耶稣是我们的救主。 我们无法救自己。 我们都需要神来拯救我们。 另一种说法是，我们都需要救恩。 神是唯一能赐给人救恩的那一位。 神拯救人，所以我们不再需要害怕。 我们不必再感到羞耻。 我们现在就可以与神建立良好的关系，我们可以相信，即使死后，我们也将</w:t>
+      </w:r>
+      <w:r>
+        <w:rPr>
+          <w:lang w:val="zh_CN" w:bidi="zh_CN"/>
+        </w:rPr>
+        <w:t>永远</w:t>
+      </w:r>
       <w:r>
         <w:rPr>
           <w:lang w:val="zh_CN" w:bidi="zh_CN"/>
@@ -577,7 +511,7 @@
           <w:lang w:val="zh_CN" w:bidi="zh_CN"/>
         </w:rPr>
       </w:r>
-      <w:hyperlink r:id="rId14">
+      <w:hyperlink r:id="rId13">
         <w:r>
           <w:rPr>
             <w:lang w:val="zh_CN" w:bidi="zh_CN"/>

--- a/zhs/docx/036.content.docx
+++ b/zhs/docx/036.content.docx
@@ -271,23 +271,12 @@
         <w:rPr>
           <w:lang w:val="zh_CN" w:bidi="zh_CN"/>
         </w:rPr>
-        <w:t>酒榨</w:t>
-      </w:r>
-      <w:r>
-        <w:rPr>
-          <w:lang w:val="zh_CN" w:bidi="zh_CN"/>
-        </w:rPr>
-      </w:r>
-    </w:p>
-    <w:p>
-      <w:pPr>
-        <w:pStyle w:val="Heading4"/>
-      </w:pPr>
-      <w:r>
-        <w:rPr>
-          <w:lang w:val="zh_CN" w:bidi="zh_CN"/>
-        </w:rPr>
-        <w:t>Audio Content</w:t>
+        <w:t>救恩</w:t>
+      </w:r>
+      <w:r>
+        <w:rPr>
+          <w:lang w:val="zh_CN" w:bidi="zh_CN"/>
+        </w:rPr>
       </w:r>
     </w:p>
     <w:p>
@@ -297,33 +286,24 @@
           <w:lang w:val="zh_CN" w:bidi="zh_CN"/>
         </w:rPr>
       </w:r>
-      <w:hyperlink r:id="rId13">
-        <w:r>
-          <w:rPr>
-            <w:lang w:val="zh_CN" w:bidi="zh_CN"/>
-          </w:rPr>
-          <w:rPr>
-            <w:color w:val="0000EE"/>
-            <w:u w:val="single"/>
-          </w:rPr>
-          <w:t>mp3 file</w:t>
-        </w:r>
-      </w:hyperlink>
-      <w:r>
-        <w:rPr>
-          <w:lang w:val="zh_CN" w:bidi="zh_CN"/>
-        </w:rPr>
-        <w:t xml:space="preserve"> (None KB)</w:t>
-      </w:r>
-      <w:r>
-        <w:rPr>
-          <w:lang w:val="zh_CN" w:bidi="zh_CN"/>
-        </w:rPr>
-      </w:r>
-      <w:r>
-        <w:rPr>
-          <w:lang w:val="zh_CN" w:bidi="zh_CN"/>
-        </w:rPr>
+      <w:r>
+        <w:rPr>
+          <w:lang w:val="zh_CN" w:bidi="zh_CN"/>
+        </w:rPr>
+        <w:t>如果你</w:t>
+      </w:r>
+      <w:r>
+        <w:rPr>
+          <w:b/>
+          <w:lang w:val="zh_CN" w:bidi="zh_CN"/>
+        </w:rPr>
+        <w:t>救</w:t>
+      </w:r>
+      <w:r>
+        <w:rPr>
+          <w:lang w:val="zh_CN" w:bidi="zh_CN"/>
+        </w:rPr>
+        <w:t>某人，就是把那人从一个困难或危险的处境中解救出来。</w:t>
       </w:r>
     </w:p>
     <w:p>
@@ -333,21 +313,11 @@
           <w:lang w:val="zh_CN" w:bidi="zh_CN"/>
         </w:rPr>
       </w:r>
-    </w:p>
-    <w:p>
-      <w:pPr>
-        <w:pStyle w:val="Heading2"/>
-      </w:pPr>
-      <w:r>
-        <w:rPr>
-          <w:lang w:val="zh_CN" w:bidi="zh_CN"/>
-        </w:rPr>
-        <w:t>救恩</w:t>
-      </w:r>
-      <w:r>
-        <w:rPr>
-          <w:lang w:val="zh_CN" w:bidi="zh_CN"/>
-        </w:rPr>
+      <w:r>
+        <w:rPr>
+          <w:lang w:val="zh_CN" w:bidi="zh_CN"/>
+        </w:rPr>
+        <w:t>每当以色列人陷入绝望的境地时，例如当一些仇敌攻击他们时，他们就会呼求神拯救他们。 他们希望神帮助他们并保护他们。 如果神不拯救这些子民，他们就会死。</w:t>
       </w:r>
     </w:p>
     <w:p>
@@ -361,20 +331,19 @@
         <w:rPr>
           <w:lang w:val="zh_CN" w:bidi="zh_CN"/>
         </w:rPr>
-        <w:t>如果你</w:t>
-      </w:r>
-      <w:r>
-        <w:rPr>
-          <w:b/>
-          <w:lang w:val="zh_CN" w:bidi="zh_CN"/>
-        </w:rPr>
-        <w:t>救</w:t>
-      </w:r>
-      <w:r>
-        <w:rPr>
-          <w:lang w:val="zh_CN" w:bidi="zh_CN"/>
-        </w:rPr>
-        <w:t>某人，就是把那人从一个困难或危险的处境中解救出来。</w:t>
+        <w:t>在新约中，我们学到所有的人都处于绝望的境地，需要神来拯救他们。 神的确拯救了我们。 神拯救我们，因为祂非常爱我们。 神透过差遣祂的儿子耶稣到世界上来拯救了我们。 任何信耶稣的人都会得救。 因此，圣经说耶稣是我们的救主。 我们无法救自己。 我们都需要神来拯救我们。 另一种说法是，我们都需要救恩。 神是唯一能赐给人救恩的那一位。 神拯救人，所以我们不再需要害怕。 我们不必再感到羞耻。 我们现在就可以与神建立良好的关系，我们可以相信，即使死后，我们也将</w:t>
+      </w:r>
+      <w:r>
+        <w:rPr>
+          <w:lang w:val="zh_CN" w:bidi="zh_CN"/>
+        </w:rPr>
+        <w:t>永远</w:t>
+      </w:r>
+      <w:r>
+        <w:rPr>
+          <w:lang w:val="zh_CN" w:bidi="zh_CN"/>
+        </w:rPr>
+        <w:t>与神同住。</w:t>
       </w:r>
     </w:p>
     <w:p>
@@ -386,9 +355,10 @@
       </w:r>
       <w:r>
         <w:rPr>
-          <w:lang w:val="zh_CN" w:bidi="zh_CN"/>
-        </w:rPr>
-        <w:t>每当以色列人陷入绝望的境地时，例如当一些仇敌攻击他们时，他们就会呼求神拯救他们。 他们希望神帮助他们并保护他们。 如果神不拯救这些子民，他们就会死。</w:t>
+          <w:b/>
+          <w:lang w:val="zh_CN" w:bidi="zh_CN"/>
+        </w:rPr>
+        <w:t>翻译"救恩"或"拯救"时，请注意以下事项：</w:t>
       </w:r>
     </w:p>
     <w:p>
@@ -402,47 +372,6 @@
         <w:rPr>
           <w:lang w:val="zh_CN" w:bidi="zh_CN"/>
         </w:rPr>
-        <w:t>在新约中，我们学到所有的人都处于绝望的境地，需要神来拯救他们。 神的确拯救了我们。 神拯救我们，因为祂非常爱我们。 神透过差遣祂的儿子耶稣到世界上来拯救了我们。 任何信耶稣的人都会得救。 因此，圣经说耶稣是我们的救主。 我们无法救自己。 我们都需要神来拯救我们。 另一种说法是，我们都需要救恩。 神是唯一能赐给人救恩的那一位。 神拯救人，所以我们不再需要害怕。 我们不必再感到羞耻。 我们现在就可以与神建立良好的关系，我们可以相信，即使死后，我们也将</w:t>
-      </w:r>
-      <w:r>
-        <w:rPr>
-          <w:lang w:val="zh_CN" w:bidi="zh_CN"/>
-        </w:rPr>
-        <w:t>永远</w:t>
-      </w:r>
-      <w:r>
-        <w:rPr>
-          <w:lang w:val="zh_CN" w:bidi="zh_CN"/>
-        </w:rPr>
-        <w:t>与神同住。</w:t>
-      </w:r>
-    </w:p>
-    <w:p>
-      <w:pPr/>
-      <w:r>
-        <w:rPr>
-          <w:lang w:val="zh_CN" w:bidi="zh_CN"/>
-        </w:rPr>
-      </w:r>
-      <w:r>
-        <w:rPr>
-          <w:b/>
-          <w:lang w:val="zh_CN" w:bidi="zh_CN"/>
-        </w:rPr>
-        <w:t>翻译"救恩"或"拯救"时，请注意以下事项：</w:t>
-      </w:r>
-    </w:p>
-    <w:p>
-      <w:pPr/>
-      <w:r>
-        <w:rPr>
-          <w:lang w:val="zh_CN" w:bidi="zh_CN"/>
-        </w:rPr>
-      </w:r>
-      <w:r>
-        <w:rPr>
-          <w:lang w:val="zh_CN" w:bidi="zh_CN"/>
-        </w:rPr>
         <w:t>在某些语言中，你可能每次都要说明人们需要</w:t>
       </w:r>
       <w:r>
@@ -457,77 +386,6 @@
           <w:lang w:val="zh_CN" w:bidi="zh_CN"/>
         </w:rPr>
         <w:t>被拯救出来。 例如，你可能需要说神拯救人脱离死亡，或刑罚。 或者你可能需要说，一个人求神拯救他脱离危险，或死亡。 你可能需要在不同的经文中有不同的说明。</w:t>
-      </w:r>
-      <w:r>
-        <w:rPr>
-          <w:lang w:val="zh_CN" w:bidi="zh_CN"/>
-        </w:rPr>
-      </w:r>
-      <w:r>
-        <w:rPr>
-          <w:lang w:val="zh_CN" w:bidi="zh_CN"/>
-        </w:rPr>
-      </w:r>
-    </w:p>
-    <w:p>
-      <w:pPr/>
-      <w:r>
-        <w:rPr>
-          <w:lang w:val="zh_CN" w:bidi="zh_CN"/>
-        </w:rPr>
-      </w:r>
-    </w:p>
-    <w:p>
-      <w:pPr>
-        <w:pStyle w:val="Heading2"/>
-      </w:pPr>
-      <w:r>
-        <w:rPr>
-          <w:lang w:val="zh_CN" w:bidi="zh_CN"/>
-        </w:rPr>
-        <w:t>救恩</w:t>
-      </w:r>
-      <w:r>
-        <w:rPr>
-          <w:lang w:val="zh_CN" w:bidi="zh_CN"/>
-        </w:rPr>
-      </w:r>
-    </w:p>
-    <w:p>
-      <w:pPr>
-        <w:pStyle w:val="Heading4"/>
-      </w:pPr>
-      <w:r>
-        <w:rPr>
-          <w:lang w:val="zh_CN" w:bidi="zh_CN"/>
-        </w:rPr>
-        <w:t>Audio Content</w:t>
-      </w:r>
-    </w:p>
-    <w:p>
-      <w:pPr/>
-      <w:r>
-        <w:rPr>
-          <w:lang w:val="zh_CN" w:bidi="zh_CN"/>
-        </w:rPr>
-      </w:r>
-      <w:hyperlink r:id="rId13">
-        <w:r>
-          <w:rPr>
-            <w:lang w:val="zh_CN" w:bidi="zh_CN"/>
-          </w:rPr>
-          <w:rPr>
-            <w:color w:val="0000EE"/>
-            <w:u w:val="single"/>
-          </w:rPr>
-          <w:t>mp3 file</w:t>
-        </w:r>
-      </w:hyperlink>
-      <w:r>
-        <w:rPr>
-          <w:lang w:val="zh_CN" w:bidi="zh_CN"/>
-        </w:rPr>
-        <w:t xml:space="preserve"> (None KB)</w:t>
       </w:r>
       <w:r>
         <w:rPr>

--- a/zhs/docx/036.content.docx
+++ b/zhs/docx/036.content.docx
@@ -218,12 +218,18 @@
         </w:rPr>
         <w:t xml:space="preserve">是一块扁平的石头，周围有一个壁垒。 </w:t>
       </w:r>
-      <w:r>
-        <w:rPr>
-          <w:lang w:val="zh_CN" w:bidi="zh_CN"/>
-        </w:rPr>
-        <w:t>以色列人</w:t>
-      </w:r>
+      <w:hyperlink r:id="rId13">
+        <w:r>
+          <w:rPr>
+            <w:lang w:val="zh_CN" w:bidi="zh_CN"/>
+          </w:rPr>
+          <w:rPr>
+            <w:color w:val="0000EE"/>
+            <w:u w:val="single"/>
+          </w:rPr>
+          <w:t>以色列人</w:t>
+        </w:r>
+      </w:hyperlink>
       <w:r>
         <w:rPr>
           <w:lang w:val="zh_CN" w:bidi="zh_CN"/>
@@ -317,7 +323,25 @@
         <w:rPr>
           <w:lang w:val="zh_CN" w:bidi="zh_CN"/>
         </w:rPr>
-        <w:t>每当以色列人陷入绝望的境地时，例如当一些仇敌攻击他们时，他们就会呼求神拯救他们。 他们希望神帮助他们并保护他们。 如果神不拯救这些子民，他们就会死。</w:t>
+        <w:t>每当</w:t>
+      </w:r>
+      <w:hyperlink r:id="rId14">
+        <w:r>
+          <w:rPr>
+            <w:lang w:val="zh_CN" w:bidi="zh_CN"/>
+          </w:rPr>
+          <w:rPr>
+            <w:color w:val="0000EE"/>
+            <w:u w:val="single"/>
+          </w:rPr>
+          <w:t>以色列人</w:t>
+        </w:r>
+      </w:hyperlink>
+      <w:r>
+        <w:rPr>
+          <w:lang w:val="zh_CN" w:bidi="zh_CN"/>
+        </w:rPr>
+        <w:t>陷入绝望的境地时，例如当一些仇敌攻击他们时，他们就会呼求神拯救他们。 他们希望神帮助他们并保护他们。 如果神不拯救这些子民，他们就会死。</w:t>
       </w:r>
     </w:p>
     <w:p>
@@ -331,14 +355,56 @@
         <w:rPr>
           <w:lang w:val="zh_CN" w:bidi="zh_CN"/>
         </w:rPr>
-        <w:t>在新约中，我们学到所有的人都处于绝望的境地，需要神来拯救他们。 神的确拯救了我们。 神拯救我们，因为祂非常爱我们。 神透过差遣祂的儿子耶稣到世界上来拯救了我们。 任何信耶稣的人都会得救。 因此，圣经说耶稣是我们的救主。 我们无法救自己。 我们都需要神来拯救我们。 另一种说法是，我们都需要救恩。 神是唯一能赐给人救恩的那一位。 神拯救人，所以我们不再需要害怕。 我们不必再感到羞耻。 我们现在就可以与神建立良好的关系，我们可以相信，即使死后，我们也将</w:t>
-      </w:r>
-      <w:r>
-        <w:rPr>
-          <w:lang w:val="zh_CN" w:bidi="zh_CN"/>
-        </w:rPr>
-        <w:t>永远</w:t>
-      </w:r>
+        <w:t>在新约中，我们学到所有的人都处于绝望的境地，需要神来拯救他们。 神的确拯救了我们。 神拯救我们，因为祂非常爱我们。 神透过差遣祂的儿子耶稣到世界上来拯救了我们。 任何信耶稣的人都会得救。 因此，圣经说耶稣是我们的</w:t>
+      </w:r>
+      <w:hyperlink r:id="rId15">
+        <w:r>
+          <w:rPr>
+            <w:lang w:val="zh_CN" w:bidi="zh_CN"/>
+          </w:rPr>
+          <w:rPr>
+            <w:color w:val="0000EE"/>
+            <w:u w:val="single"/>
+          </w:rPr>
+          <w:t>救主</w:t>
+        </w:r>
+      </w:hyperlink>
+      <w:r>
+        <w:rPr>
+          <w:lang w:val="zh_CN" w:bidi="zh_CN"/>
+        </w:rPr>
+        <w:t>。 我们无法救自己。 我们都需要神来拯救我们。 另一种说法是，我们都需要救恩。 神是唯一能赐给人救恩的那一位。 神拯救人，所以我们不再需要害怕。 我们不必再感到羞耻。 我们现在就可以与神建立良好的</w:t>
+      </w:r>
+      <w:hyperlink r:id="rId16">
+        <w:r>
+          <w:rPr>
+            <w:lang w:val="zh_CN" w:bidi="zh_CN"/>
+          </w:rPr>
+          <w:rPr>
+            <w:color w:val="0000EE"/>
+            <w:u w:val="single"/>
+          </w:rPr>
+          <w:t>关系</w:t>
+        </w:r>
+      </w:hyperlink>
+      <w:r>
+        <w:rPr>
+          <w:lang w:val="zh_CN" w:bidi="zh_CN"/>
+        </w:rPr>
+        <w:t>，我们可以相信，即使死后，我们也将</w:t>
+      </w:r>
+      <w:hyperlink r:id="rId17">
+        <w:r>
+          <w:rPr>
+            <w:lang w:val="zh_CN" w:bidi="zh_CN"/>
+          </w:rPr>
+          <w:rPr>
+            <w:color w:val="0000EE"/>
+            <w:u w:val="single"/>
+          </w:rPr>
+          <w:t>永远</w:t>
+        </w:r>
+      </w:hyperlink>
       <w:r>
         <w:rPr>
           <w:lang w:val="zh_CN" w:bidi="zh_CN"/>
